--- a/deliveries/2026-09-02_to_05/AutoBridge_Unified_2026-09-02_to_05/daily/2026-09-05/word/VEH_20260905_03_DongfengForthing_Youting.docx
+++ b/deliveries/2026-09-02_to_05/AutoBridge_Unified_2026-09-02_to_05/daily/2026-09-05/word/VEH_20260905_03_DongfengForthing_Youting.docx
@@ -1931,6 +1931,20 @@
         <w:rPr>
           <w:b/>
         </w:rPr>
+        <w:t>SOURCE_FILE_PAGE</w:t>
+      </w:r>
+      <w:r>
+        <w:t>: not applicable — no candidate media file identified (no licence to assert)</w:t>
+      </w:r>
+    </w:p>
+    <w:p>
+      <w:pPr>
+        <w:pStyle w:val="ListBullet"/>
+      </w:pPr>
+      <w:r>
+        <w:rPr>
+          <w:b/>
+        </w:rPr>
         <w:t>RIGHTS_HOLDER</w:t>
       </w:r>
       <w:r>
@@ -1962,7 +1976,7 @@
         <w:t>CHECKED_DATE</w:t>
       </w:r>
       <w:r>
-        <w:t>: 2026-09-05</w:t>
+        <w:t>: 2026-09-06</w:t>
       </w:r>
     </w:p>
     <w:p>
@@ -1987,10 +2001,38 @@
         <w:rPr>
           <w:b/>
         </w:rPr>
+        <w:t>IMAGE_SCOPE_NOTE</w:t>
+      </w:r>
+      <w:r>
+        <w:t>: image must match the exact model family/topic only; must not imply a specific trim, model year, real VIN, in-person inspection or an actual transaction</w:t>
+      </w:r>
+    </w:p>
+    <w:p>
+      <w:pPr>
+        <w:pStyle w:val="ListBullet"/>
+      </w:pPr>
+      <w:r>
+        <w:rPr>
+          <w:b/>
+        </w:rPr>
         <w:t>IMAGE_RIGHTS_STATUS</w:t>
       </w:r>
       <w:r>
         <w:t>: FAIL</w:t>
+      </w:r>
+    </w:p>
+    <w:p>
+      <w:pPr>
+        <w:pStyle w:val="ListBullet"/>
+      </w:pPr>
+      <w:r>
+        <w:rPr>
+          <w:b/>
+        </w:rPr>
+        <w:t>BLOCK_REASON</w:t>
+      </w:r>
+      <w:r>
+        <w:t>: No reusable image could be secured: Wikimedia Commons/Flickr are unreachable from the research environment, stock libraries require authenticated API/licence access, and an OEM webpage image is NOT a commercial reuse grant. No AutoBridge-owned photo exists. Record kept FAIL rather than asserted.</w:t>
       </w:r>
     </w:p>
     <w:p>
